--- a/qiminyaosu/ralph/生产稿_600/04_养身/现代齐民要术_04-03-3_早上先吃饭还是先刷牙，应该怎么理解_生产稿.docx
+++ b/qiminyaosu/ralph/生产稿_600/04_养身/现代齐民要术_04-03-3_早上先吃饭还是先刷牙，应该怎么理解_生产稿.docx
@@ -157,7 +157,7 @@
     </w:p>
     <w:p>
       <w:r>
-        <w:t>CORE_CONCLUSION：围绕「早上先吃饭还是先刷牙，应该怎么理解」，给出一个普通家庭能照做的一句判断/结论；判断建立在母题变量（牙菌斑是主要清洁对象、刷牙时间、覆盖面与力度、含氟牙膏等应按权威指南表达、工具干燥和个人分开）之上，并标出适用条件与例外。</w:t>
+        <w:t>CORE_CONCLUSION：早吃早刷重点是刷干净菌斑+用含氟牙膏+刷够时间，顺序本身不是关键。</w:t>
       </w:r>
     </w:p>
     <w:p>
@@ -194,6 +194,17 @@
       </w:r>
     </w:p>
     <w:p>
+      <w:r>
+        <w:rPr>
+          <w:b/>
+        </w:rPr>
+        <w:t>【深度审校备注】核实：口腔卫生常识。</w:t>
+      </w:r>
+      <w:r>
+        <w:t xml:space="preserve">　风险等级：低</w:t>
+      </w:r>
+    </w:p>
+    <w:p>
       <w:pPr>
         <w:pStyle w:val="Heading1"/>
       </w:pPr>
@@ -203,7 +214,7 @@
     </w:p>
     <w:p>
       <w:r>
-        <w:t>A. 反常识：沿用「早上先吃饭还是先刷牙，应该怎么理解」做一句与直觉相反的开场。</w:t>
+        <w:t>A. 反常识(可选成片钩子)：早上先吃还是先刷？关键不是顺序是刷干净。</w:t>
       </w:r>
     </w:p>
     <w:p>
@@ -725,13 +736,7 @@
     </w:p>
     <w:p>
       <w:r>
-        <w:rPr>
-          <w:b/>
-        </w:rPr>
-        <w:t>START_FRAME：</w:t>
-      </w:r>
-      <w:r>
-        <w:t>现代中国家庭日常起居场景：简洁人体示意与真实生活行为并置，光线柔和；主体与开头相扣。</w:t>
+        <w:t>START_FRAME（首帧·五锁）：同一养身空间近景：人体动作/生活用品居中，日常起居空间环境清晰，柔和室内自然光，构图以早上先吃饭还是先刷牙，应该怎么理解对应的冲突对象为主体。</w:t>
       </w:r>
     </w:p>
     <w:p>
@@ -769,13 +774,7 @@
     </w:p>
     <w:p>
       <w:r>
-        <w:rPr>
-          <w:b/>
-        </w:rPr>
-        <w:t>END_FRAME：</w:t>
-      </w:r>
-      <w:r>
-        <w:t>稳定停在可桥接的尾帧，作下一镜首帧。</w:t>
+        <w:t>END_FRAME（尾帧·五锁）：镜头稳定停在养身空间的一个清晰物件/结构上（人体动作/生活用品，柔和室内自然光），形态位置与下一镜首帧一致，作桥接帧。</w:t>
       </w:r>
     </w:p>
     <w:p>
@@ -818,7 +817,10 @@
     </w:p>
     <w:p>
       <w:r>
-        <w:t>9:16 竖屏，高级半写实 3D/2.5D 现代家庭科学动画。现代中国家庭日常起居场景：简洁人体示意与真实生活行为并置，光线柔和。0—3s 引入「早上先吃饭还是先刷牙，应该怎么理解」主视觉事件；3—7s 演示/讲解机制与操作；7—10s 收束停在尾帧。无中文文字/字幕/Logo/水印；保持同一光线与镜头空间；无伪实验/伪专家；不出现可读数字表格。</w:t>
+        <w:rPr>
+          <w:b w:val="0"/>
+        </w:rPr>
+        <w:t>9:16 竖屏，高级半写实 3D/2.5D 现代家庭科学动画。现代中国家庭日常起居：简洁人体示意与真实生活行为并置，光线柔和自然。本镜主题「早上先吃饭还是先刷牙，应该怎么理解」（母题变量：牙菌斑是主要清洁对象、刷牙时间、覆盖面与力度、含氟牙膏等应按权威指南表达、工具干燥和个人分开）。0—3s：放大冲突/常见错误，前1-3秒制造留存；3—7s：用连续镜头把机制或做法讲透；7—10s：收束停在悬念、判断点。本段用连续的步骤动作推进，镜头跟随手部或物件。动画风格借用：日常行为对比 / 简洁人体示意 / 时间节律 / 姿势动作变化。镜头最后稳定帧直接作为下一镜首帧。。无中文文字/字幕/Logo/水印/名牌；不改变衣服/材质/产品外观颜色；不出现可读数字表格；不做伪实景/伪医生/伪检测画面。</w:t>
       </w:r>
     </w:p>
     <w:p/>
@@ -865,13 +867,7 @@
     </w:p>
     <w:p>
       <w:r>
-        <w:rPr>
-          <w:b/>
-        </w:rPr>
-        <w:t>START_FRAME：</w:t>
-      </w:r>
-      <w:r>
-        <w:t>现代中国家庭日常起居场景：简洁人体示意与真实生活行为并置，光线柔和；主体与开头相扣。</w:t>
+        <w:t>START_FRAME（首帧·五锁）：自上一镜尾帧继承：人体动作/生活用品保持相同形态/材质/位置，柔和室内自然光，构图连续（五锁）。</w:t>
       </w:r>
     </w:p>
     <w:p>
@@ -909,13 +905,7 @@
     </w:p>
     <w:p>
       <w:r>
-        <w:rPr>
-          <w:b/>
-        </w:rPr>
-        <w:t>END_FRAME：</w:t>
-      </w:r>
-      <w:r>
-        <w:t>稳定停在可桥接的尾帧，作下一镜首帧。</w:t>
+        <w:t>END_FRAME（尾帧·五锁）：镜头稳定停在养身空间的一个清晰物件/结构上（人体动作/生活用品，柔和室内自然光），形态位置与下一镜首帧一致，作桥接帧。</w:t>
       </w:r>
     </w:p>
     <w:p>
@@ -958,7 +948,10 @@
     </w:p>
     <w:p>
       <w:r>
-        <w:t>9:16 竖屏，高级半写实 3D/2.5D 现代家庭科学动画。现代中国家庭日常起居场景：简洁人体示意与真实生活行为并置，光线柔和。0—3s 引入「早上先吃饭还是先刷牙，应该怎么理解」主视觉事件；3—7s 演示/讲解机制与操作；7—10s 收束停在尾帧。无中文文字/字幕/Logo/水印；保持同一光线与镜头空间；无伪实验/伪专家；不出现可读数字表格。</w:t>
+        <w:rPr>
+          <w:b w:val="0"/>
+        </w:rPr>
+        <w:t>9:16 竖屏，高级半写实 3D/2.5D 现代家庭科学动画。现代中国家庭日常起居：简洁人体示意与真实生活行为并置，光线柔和自然。本镜主题「早上先吃饭还是先刷牙，应该怎么理解」（母题变量：牙菌斑是主要清洁对象、刷牙时间、覆盖面与力度、含氟牙膏等应按权威指南表达、工具干燥和个人分开）。0—3s：从日常画面进入微观/剖面/透视；3—7s：用粒子、流动、结构示意表现机制；7—10s：从示意回到现实并落点。本段用连续的步骤动作推进，镜头跟随手部或物件。动画风格借用：日常行为对比 / 简洁人体示意 / 时间节律 / 姿势动作变化。镜头最后稳定帧直接作为下一镜首帧。。无中文文字/字幕/Logo/水印/名牌；不改变衣服/材质/产品外观颜色；不出现可读数字表格；不做伪实景/伪医生/伪检测画面。</w:t>
       </w:r>
     </w:p>
     <w:p/>
@@ -1005,13 +998,7 @@
     </w:p>
     <w:p>
       <w:r>
-        <w:rPr>
-          <w:b/>
-        </w:rPr>
-        <w:t>START_FRAME：</w:t>
-      </w:r>
-      <w:r>
-        <w:t>现代中国家庭日常起居场景：简洁人体示意与真实生活行为并置，光线柔和；主体与开头相扣。</w:t>
+        <w:t>START_FRAME（首帧·五锁）：自上一镜尾帧继承：人体动作/生活用品保持相同形态/材质/位置，柔和室内自然光，构图连续（五锁）。</w:t>
       </w:r>
     </w:p>
     <w:p>
@@ -1049,13 +1036,7 @@
     </w:p>
     <w:p>
       <w:r>
-        <w:rPr>
-          <w:b/>
-        </w:rPr>
-        <w:t>END_FRAME：</w:t>
-      </w:r>
-      <w:r>
-        <w:t>稳定停在可桥接的尾帧，作下一镜首帧。</w:t>
+        <w:t>END_FRAME（尾帧·五锁）：镜头稳定停在养身空间完成态（人体动作/生活用品，柔和室内自然光），画面右下留出供后期放品牌/片尾。</w:t>
       </w:r>
     </w:p>
     <w:p>
@@ -1098,7 +1079,10 @@
     </w:p>
     <w:p>
       <w:r>
-        <w:t>9:16 竖屏，高级半写实 3D/2.5D 现代家庭科学动画。现代中国家庭日常起居场景：简洁人体示意与真实生活行为并置，光线柔和。0—3s 引入「早上先吃饭还是先刷牙，应该怎么理解」主视觉事件；3—7s 演示/讲解机制与操作；7—10s 收束停在尾帧。无中文文字/字幕/Logo/水印；保持同一光线与镜头空间；无伪实验/伪专家；不出现可读数字表格。</w:t>
+        <w:rPr>
+          <w:b w:val="0"/>
+        </w:rPr>
+        <w:t>9:16 竖屏，高级半写实 3D/2.5D 现代家庭科学动画。现代中国家庭日常起居：简洁人体示意与真实生活行为并置，光线柔和自然。本镜主题「早上先吃饭还是先刷牙，应该怎么理解」（母题变量：牙菌斑是主要清洁对象、刷牙时间、覆盖面与力度、含氟牙膏等应按权威指南表达、工具干燥和个人分开）。0—3s：固定出错对象，给出步骤起点；3—7s：镜头跟随手或物件依序完成动作；7—10s：停在正确完成的结果。本段用连续的步骤动作推进，镜头跟随手部或物件。动画风格借用：日常行为对比 / 简洁人体示意 / 时间节律 / 姿势动作变化。末尾稳定停帧，右下留出供后期加品牌/片尾。。无中文文字/字幕/Logo/水印/名牌；不改变衣服/材质/产品外观颜色；不出现可读数字表格；不做伪实景/伪医生/伪检测画面。</w:t>
       </w:r>
     </w:p>
     <w:p/>
